--- a/Інструкція Е-Ком.docx
+++ b/Інструкція Е-Ком.docx
@@ -55,7 +55,17 @@
           <w:szCs w:val="24"/>
           <w:lang w:val="en-US"/>
         </w:rPr>
-        <w:t>ordernumber’</w:t>
+        <w:t>ordernumber</w:t>
+      </w:r>
+      <w:r>
+        <w:rPr>
+          <w:rFonts w:ascii="Times New Roman" w:hAnsi="Times New Roman" w:cs="Times New Roman"/>
+          <w:b/>
+          <w:bCs/>
+          <w:sz w:val="24"/>
+          <w:szCs w:val="24"/>
+        </w:rPr>
+        <w:t>’</w:t>
       </w:r>
       <w:r>
         <w:rPr>
@@ -190,15 +200,98 @@
           <w:highlight w:val="yellow"/>
           <w:lang w:val="en-US"/>
         </w:rPr>
-        <w:t>Business_Analytic.ecom.ecom_data</w:t>
-      </w:r>
-      <w:r>
-        <w:rPr>
-          <w:b/>
-          <w:bCs/>
-          <w:sz w:val="20"/>
-          <w:szCs w:val="20"/>
-          <w:lang w:val="en-US"/>
+        <w:t>Business</w:t>
+      </w:r>
+      <w:r>
+        <w:rPr>
+          <w:b/>
+          <w:bCs/>
+          <w:sz w:val="20"/>
+          <w:szCs w:val="20"/>
+          <w:highlight w:val="yellow"/>
+        </w:rPr>
+        <w:t>_</w:t>
+      </w:r>
+      <w:r>
+        <w:rPr>
+          <w:b/>
+          <w:bCs/>
+          <w:sz w:val="20"/>
+          <w:szCs w:val="20"/>
+          <w:highlight w:val="yellow"/>
+          <w:lang w:val="en-US"/>
+        </w:rPr>
+        <w:t>Analytic</w:t>
+      </w:r>
+      <w:r>
+        <w:rPr>
+          <w:b/>
+          <w:bCs/>
+          <w:sz w:val="20"/>
+          <w:szCs w:val="20"/>
+          <w:highlight w:val="yellow"/>
+        </w:rPr>
+        <w:t>.</w:t>
+      </w:r>
+      <w:r>
+        <w:rPr>
+          <w:b/>
+          <w:bCs/>
+          <w:sz w:val="20"/>
+          <w:szCs w:val="20"/>
+          <w:highlight w:val="yellow"/>
+          <w:lang w:val="en-US"/>
+        </w:rPr>
+        <w:t>ecom</w:t>
+      </w:r>
+      <w:r>
+        <w:rPr>
+          <w:b/>
+          <w:bCs/>
+          <w:sz w:val="20"/>
+          <w:szCs w:val="20"/>
+          <w:highlight w:val="yellow"/>
+        </w:rPr>
+        <w:t>.</w:t>
+      </w:r>
+      <w:r>
+        <w:rPr>
+          <w:b/>
+          <w:bCs/>
+          <w:sz w:val="20"/>
+          <w:szCs w:val="20"/>
+          <w:highlight w:val="yellow"/>
+          <w:lang w:val="en-US"/>
+        </w:rPr>
+        <w:t>ecom</w:t>
+      </w:r>
+      <w:r>
+        <w:rPr>
+          <w:b/>
+          <w:bCs/>
+          <w:sz w:val="20"/>
+          <w:szCs w:val="20"/>
+          <w:highlight w:val="yellow"/>
+        </w:rPr>
+        <w:t>_</w:t>
+      </w:r>
+      <w:r>
+        <w:rPr>
+          <w:b/>
+          <w:bCs/>
+          <w:sz w:val="20"/>
+          <w:szCs w:val="20"/>
+          <w:highlight w:val="yellow"/>
+          <w:lang w:val="en-US"/>
+        </w:rPr>
+        <w:t>data</w:t>
+      </w:r>
+      <w:r>
+        <w:rPr>
+          <w:b/>
+          <w:bCs/>
+          <w:sz w:val="20"/>
+          <w:szCs w:val="20"/>
         </w:rPr>
         <w:t xml:space="preserve"> </w:t>
       </w:r>
@@ -229,9 +322,65 @@
           <w:bCs/>
           <w:sz w:val="24"/>
           <w:szCs w:val="24"/>
-          <w:lang w:val="en-US"/>
-        </w:rPr>
-        <w:t xml:space="preserve">=’Доставка shop.fora.ua’ </w:t>
+        </w:rPr>
+        <w:t xml:space="preserve">=’Доставка </w:t>
+      </w:r>
+      <w:r>
+        <w:rPr>
+          <w:b/>
+          <w:bCs/>
+          <w:sz w:val="24"/>
+          <w:szCs w:val="24"/>
+          <w:lang w:val="en-US"/>
+        </w:rPr>
+        <w:t>shop</w:t>
+      </w:r>
+      <w:r>
+        <w:rPr>
+          <w:b/>
+          <w:bCs/>
+          <w:sz w:val="24"/>
+          <w:szCs w:val="24"/>
+        </w:rPr>
+        <w:t>.</w:t>
+      </w:r>
+      <w:r>
+        <w:rPr>
+          <w:b/>
+          <w:bCs/>
+          <w:sz w:val="24"/>
+          <w:szCs w:val="24"/>
+          <w:lang w:val="en-US"/>
+        </w:rPr>
+        <w:t>fora</w:t>
+      </w:r>
+      <w:r>
+        <w:rPr>
+          <w:b/>
+          <w:bCs/>
+          <w:sz w:val="24"/>
+          <w:szCs w:val="24"/>
+        </w:rPr>
+        <w:t>.</w:t>
+      </w:r>
+      <w:r>
+        <w:rPr>
+          <w:b/>
+          <w:bCs/>
+          <w:sz w:val="24"/>
+          <w:szCs w:val="24"/>
+          <w:lang w:val="en-US"/>
+        </w:rPr>
+        <w:t>ua</w:t>
+      </w:r>
+      <w:r>
+        <w:rPr>
+          <w:b/>
+          <w:bCs/>
+          <w:sz w:val="24"/>
+          <w:szCs w:val="24"/>
+        </w:rPr>
+        <w:t xml:space="preserve">’ </w:t>
       </w:r>
       <w:r>
         <w:rPr>
@@ -292,7 +441,6 @@
           <w:bCs/>
           <w:sz w:val="24"/>
           <w:szCs w:val="24"/>
-          <w:lang w:val="en-US"/>
         </w:rPr>
         <w:t xml:space="preserve">, </w:t>
       </w:r>
@@ -313,7 +461,6 @@
           <w:bCs/>
           <w:sz w:val="24"/>
           <w:szCs w:val="24"/>
-          <w:lang w:val="en-US"/>
         </w:rPr>
         <w:t xml:space="preserve">, </w:t>
       </w:r>
@@ -385,7 +532,7 @@
       </w:r>
       <w:r>
         <w:rPr>
-          <w:lang w:val="en-US"/>
+          <w:lang w:val="ru-RU"/>
         </w:rPr>
         <w:t xml:space="preserve">, </w:t>
       </w:r>
@@ -394,7 +541,7 @@
       </w:r>
       <w:r>
         <w:rPr>
-          <w:lang w:val="en-US"/>
+          <w:lang w:val="ru-RU"/>
         </w:rPr>
         <w:t xml:space="preserve">, </w:t>
       </w:r>
@@ -417,9 +564,6 @@
         <w:t xml:space="preserve"> замовлення записуємо</w:t>
       </w:r>
       <w:r>
-        <w:rPr>
-          <w:lang w:val="en-US"/>
-        </w:rPr>
         <w:t xml:space="preserve"> </w:t>
       </w:r>
       <w:r>
@@ -481,13 +625,13 @@
         <w:rPr>
           <w:b/>
           <w:bCs/>
-          <w:lang w:val="en-US"/>
+          <w:lang w:val="ru-RU"/>
         </w:rPr>
         <w:t xml:space="preserve"> </w:t>
       </w:r>
       <w:r>
         <w:rPr>
-          <w:lang w:val="en-US"/>
+          <w:lang w:val="ru-RU"/>
         </w:rPr>
         <w:t>(</w:t>
       </w:r>
@@ -532,7 +676,7 @@
         <w:rPr>
           <w:sz w:val="20"/>
           <w:szCs w:val="20"/>
-          <w:lang w:val="en-US"/>
+          <w:lang w:val="ru-RU"/>
         </w:rPr>
         <w:t xml:space="preserve"> </w:t>
       </w:r>
@@ -549,7 +693,39 @@
           <w:szCs w:val="20"/>
           <w:lang w:val="en-US"/>
         </w:rPr>
-        <w:t>ecom_data.sql</w:t>
+        <w:t>ecom</w:t>
+      </w:r>
+      <w:r>
+        <w:rPr>
+          <w:sz w:val="20"/>
+          <w:szCs w:val="20"/>
+          <w:lang w:val="ru-RU"/>
+        </w:rPr>
+        <w:t>_</w:t>
+      </w:r>
+      <w:r>
+        <w:rPr>
+          <w:sz w:val="20"/>
+          <w:szCs w:val="20"/>
+          <w:lang w:val="en-US"/>
+        </w:rPr>
+        <w:t>data</w:t>
+      </w:r>
+      <w:r>
+        <w:rPr>
+          <w:sz w:val="20"/>
+          <w:szCs w:val="20"/>
+          <w:lang w:val="ru-RU"/>
+        </w:rPr>
+        <w:t>.</w:t>
+      </w:r>
+      <w:r>
+        <w:rPr>
+          <w:sz w:val="20"/>
+          <w:szCs w:val="20"/>
+          <w:lang w:val="en-US"/>
+        </w:rPr>
+        <w:t>sql</w:t>
       </w:r>
       <w:r>
         <w:rPr>
@@ -562,7 +738,7 @@
         <w:rPr>
           <w:sz w:val="20"/>
           <w:szCs w:val="20"/>
-          <w:lang w:val="en-US"/>
+          <w:lang w:val="ru-RU"/>
         </w:rPr>
         <w:t xml:space="preserve"> </w:t>
       </w:r>
@@ -715,7 +891,91 @@
           <w:highlight w:val="yellow"/>
           <w:lang w:val="en-US"/>
         </w:rPr>
-        <w:t>Business_Analytic.ecom.ecom_data</w:t>
+        <w:t>Business</w:t>
+      </w:r>
+      <w:r>
+        <w:rPr>
+          <w:b/>
+          <w:bCs/>
+          <w:sz w:val="20"/>
+          <w:szCs w:val="20"/>
+          <w:highlight w:val="yellow"/>
+        </w:rPr>
+        <w:t>_</w:t>
+      </w:r>
+      <w:r>
+        <w:rPr>
+          <w:b/>
+          <w:bCs/>
+          <w:sz w:val="20"/>
+          <w:szCs w:val="20"/>
+          <w:highlight w:val="yellow"/>
+          <w:lang w:val="en-US"/>
+        </w:rPr>
+        <w:t>Analytic</w:t>
+      </w:r>
+      <w:r>
+        <w:rPr>
+          <w:b/>
+          <w:bCs/>
+          <w:sz w:val="20"/>
+          <w:szCs w:val="20"/>
+          <w:highlight w:val="yellow"/>
+        </w:rPr>
+        <w:t>.</w:t>
+      </w:r>
+      <w:r>
+        <w:rPr>
+          <w:b/>
+          <w:bCs/>
+          <w:sz w:val="20"/>
+          <w:szCs w:val="20"/>
+          <w:highlight w:val="yellow"/>
+          <w:lang w:val="en-US"/>
+        </w:rPr>
+        <w:t>ecom</w:t>
+      </w:r>
+      <w:r>
+        <w:rPr>
+          <w:b/>
+          <w:bCs/>
+          <w:sz w:val="20"/>
+          <w:szCs w:val="20"/>
+          <w:highlight w:val="yellow"/>
+        </w:rPr>
+        <w:t>.</w:t>
+      </w:r>
+      <w:r>
+        <w:rPr>
+          <w:b/>
+          <w:bCs/>
+          <w:sz w:val="20"/>
+          <w:szCs w:val="20"/>
+          <w:highlight w:val="yellow"/>
+          <w:lang w:val="en-US"/>
+        </w:rPr>
+        <w:t>ecom</w:t>
+      </w:r>
+      <w:r>
+        <w:rPr>
+          <w:b/>
+          <w:bCs/>
+          <w:sz w:val="20"/>
+          <w:szCs w:val="20"/>
+          <w:highlight w:val="yellow"/>
+        </w:rPr>
+        <w:t>_</w:t>
+      </w:r>
+      <w:r>
+        <w:rPr>
+          <w:b/>
+          <w:bCs/>
+          <w:sz w:val="20"/>
+          <w:szCs w:val="20"/>
+          <w:highlight w:val="yellow"/>
+          <w:lang w:val="en-US"/>
+        </w:rPr>
+        <w:t>data</w:t>
       </w:r>
       <w:r>
         <w:rPr>
@@ -757,10 +1017,13 @@
         <w:t>вибірка для Левковської</w:t>
       </w:r>
       <w:r>
-        <w:rPr>
-          <w:lang w:val="en-US"/>
-        </w:rPr>
-        <w:t>.sql</w:t>
+        <w:t>.</w:t>
+      </w:r>
+      <w:r>
+        <w:rPr>
+          <w:lang w:val="en-US"/>
+        </w:rPr>
+        <w:t>sql</w:t>
       </w:r>
       <w:r>
         <w:t>»</w:t>
@@ -814,9 +1077,6 @@
         <w:t>[TO_ecom]</w:t>
       </w:r>
       <w:r>
-        <w:rPr>
-          <w:lang w:val="en-US"/>
-        </w:rPr>
         <w:t xml:space="preserve"> - </w:t>
       </w:r>
       <w:r>
@@ -858,7 +1118,7 @@
           <w:bCs/>
           <w:sz w:val="24"/>
           <w:szCs w:val="24"/>
-          <w:lang w:val="en-US"/>
+          <w:lang w:val="ru-RU"/>
         </w:rPr>
         <w:t xml:space="preserve">, </w:t>
       </w:r>
@@ -879,7 +1139,7 @@
           <w:bCs/>
           <w:sz w:val="24"/>
           <w:szCs w:val="24"/>
-          <w:lang w:val="en-US"/>
+          <w:lang w:val="ru-RU"/>
         </w:rPr>
         <w:t xml:space="preserve">, </w:t>
       </w:r>
@@ -911,7 +1171,33 @@
           <w:rFonts w:cstheme="minorHAnsi"/>
           <w:lang w:val="en-US"/>
         </w:rPr>
-        <w:t>ecom_tables.xlsx</w:t>
+        <w:t>ecom</w:t>
+      </w:r>
+      <w:r>
+        <w:rPr>
+          <w:rFonts w:cstheme="minorHAnsi"/>
+        </w:rPr>
+        <w:t>_</w:t>
+      </w:r>
+      <w:r>
+        <w:rPr>
+          <w:rFonts w:cstheme="minorHAnsi"/>
+          <w:lang w:val="en-US"/>
+        </w:rPr>
+        <w:t>tables</w:t>
+      </w:r>
+      <w:r>
+        <w:rPr>
+          <w:rFonts w:cstheme="minorHAnsi"/>
+        </w:rPr>
+        <w:t>.</w:t>
+      </w:r>
+      <w:r>
+        <w:rPr>
+          <w:rFonts w:cstheme="minorHAnsi"/>
+          <w:lang w:val="en-US"/>
+        </w:rPr>
+        <w:t>xlsx</w:t>
       </w:r>
       <w:r>
         <w:rPr>
@@ -922,7 +1208,6 @@
       <w:r>
         <w:rPr>
           <w:rFonts w:cstheme="minorHAnsi"/>
-          <w:lang w:val="en-US"/>
         </w:rPr>
         <w:t xml:space="preserve"> (</w:t>
       </w:r>
@@ -937,7 +1222,13 @@
           <w:rFonts w:cstheme="minorHAnsi"/>
           <w:lang w:val="en-US"/>
         </w:rPr>
-        <w:t>ecom.</w:t>
+        <w:t>ecom</w:t>
+      </w:r>
+      <w:r>
+        <w:rPr>
+          <w:rFonts w:cstheme="minorHAnsi"/>
+        </w:rPr>
+        <w:t>.</w:t>
       </w:r>
       <w:r>
         <w:rPr>
@@ -950,6 +1241,20 @@
           <w:rFonts w:cstheme="minorHAnsi"/>
         </w:rPr>
         <w:t xml:space="preserve">. </w:t>
+      </w:r>
+      <w:r>
+        <w:rPr>
+          <w:rFonts w:cstheme="minorHAnsi"/>
+          <w:color w:val="FF0000"/>
+        </w:rPr>
+        <w:t xml:space="preserve"> Всюди видаляти апострофи з текстових полів!</w:t>
+      </w:r>
+      <w:r>
+        <w:rPr>
+          <w:rFonts w:cstheme="minorHAnsi"/>
+          <w:color w:val="FF0000"/>
+        </w:rPr>
+        <w:t xml:space="preserve"> І слідкувати за правильним місяцем в інсертах!</w:t>
       </w:r>
     </w:p>
     <w:p>
@@ -1061,7 +1366,33 @@
           <w:rFonts w:cstheme="minorHAnsi"/>
           <w:lang w:val="en-US"/>
         </w:rPr>
-        <w:t>ecom_tables.xlsx</w:t>
+        <w:t>ecom</w:t>
+      </w:r>
+      <w:r>
+        <w:rPr>
+          <w:rFonts w:cstheme="minorHAnsi"/>
+        </w:rPr>
+        <w:t>_</w:t>
+      </w:r>
+      <w:r>
+        <w:rPr>
+          <w:rFonts w:cstheme="minorHAnsi"/>
+          <w:lang w:val="en-US"/>
+        </w:rPr>
+        <w:t>tables</w:t>
+      </w:r>
+      <w:r>
+        <w:rPr>
+          <w:rFonts w:cstheme="minorHAnsi"/>
+        </w:rPr>
+        <w:t>.</w:t>
+      </w:r>
+      <w:r>
+        <w:rPr>
+          <w:rFonts w:cstheme="minorHAnsi"/>
+          <w:lang w:val="en-US"/>
+        </w:rPr>
+        <w:t>xlsx</w:t>
       </w:r>
       <w:r>
         <w:rPr>
@@ -1078,6 +1409,85 @@
       </w:pPr>
       <w:r>
         <w:rPr>
+          <w:rFonts w:ascii="Consolas" w:hAnsi="Consolas" w:cs="Consolas"/>
+          <w:color w:val="008000"/>
+          <w:sz w:val="19"/>
+          <w:szCs w:val="19"/>
+        </w:rPr>
+        <w:t>Стаття Недоотримана виручка</w:t>
+      </w:r>
+      <w:r>
+        <w:rPr>
+          <w:rFonts w:ascii="Consolas" w:hAnsi="Consolas" w:cs="Consolas"/>
+          <w:color w:val="008000"/>
+          <w:sz w:val="19"/>
+          <w:szCs w:val="19"/>
+        </w:rPr>
+        <w:t xml:space="preserve"> (йде окремим аркушем) заливається </w:t>
+      </w:r>
+      <w:r>
+        <w:rPr>
+          <w:rFonts w:ascii="Consolas" w:hAnsi="Consolas" w:cs="Consolas"/>
+          <w:color w:val="008000"/>
+          <w:sz w:val="19"/>
+          <w:szCs w:val="19"/>
+        </w:rPr>
+        <w:t>в аркуш 100</w:t>
+      </w:r>
+      <w:r>
+        <w:rPr>
+          <w:rFonts w:ascii="Consolas" w:hAnsi="Consolas" w:cs="Consolas"/>
+          <w:color w:val="008000"/>
+          <w:sz w:val="19"/>
+          <w:szCs w:val="19"/>
+        </w:rPr>
+        <w:t>. Якщо ця стаття є і в Аналайзері – не чіпати!</w:t>
+      </w:r>
+      <w:r>
+        <w:rPr>
+          <w:rFonts w:ascii="Consolas" w:hAnsi="Consolas" w:cs="Consolas"/>
+          <w:color w:val="008000"/>
+          <w:sz w:val="19"/>
+          <w:szCs w:val="19"/>
+        </w:rPr>
+        <w:t xml:space="preserve"> </w:t>
+      </w:r>
+      <w:r>
+        <w:rPr>
+          <w:rFonts w:ascii="Consolas" w:hAnsi="Consolas" w:cs="Consolas"/>
+          <w:color w:val="008000"/>
+          <w:sz w:val="19"/>
+          <w:szCs w:val="19"/>
+        </w:rPr>
+        <w:t xml:space="preserve"> </w:t>
+      </w:r>
+      <w:r>
+        <w:rPr>
+          <w:rFonts w:ascii="Consolas" w:hAnsi="Consolas" w:cs="Consolas"/>
+          <w:color w:val="008000"/>
+          <w:sz w:val="19"/>
+          <w:szCs w:val="19"/>
+        </w:rPr>
+        <w:t xml:space="preserve">(Якщо </w:t>
+      </w:r>
+      <w:r>
+        <w:rPr>
+          <w:rFonts w:ascii="Consolas" w:hAnsi="Consolas" w:cs="Consolas"/>
+          <w:color w:val="008000"/>
+          <w:sz w:val="19"/>
+          <w:szCs w:val="19"/>
+        </w:rPr>
+        <w:t>її надали)</w:t>
+      </w:r>
+    </w:p>
+    <w:p>
+      <w:pPr>
+        <w:rPr>
+          <w:rFonts w:cstheme="minorHAnsi"/>
+        </w:rPr>
+      </w:pPr>
+      <w:r>
+        <w:rPr>
           <w:rFonts w:cstheme="minorHAnsi"/>
         </w:rPr>
         <w:t xml:space="preserve">Після цього дані з аналайзера Левковської залити в аркуш </w:t>
@@ -1099,7 +1509,20 @@
           <w:rFonts w:cstheme="minorHAnsi"/>
           <w:lang w:val="en-US"/>
         </w:rPr>
-        <w:t>ecom_tables.xlsx</w:t>
+        <w:t>ecom</w:t>
+      </w:r>
+      <w:r>
+        <w:rPr>
+          <w:rFonts w:cstheme="minorHAnsi"/>
+        </w:rPr>
+        <w:t>_</w:t>
+      </w:r>
+      <w:r>
+        <w:rPr>
+          <w:rFonts w:cstheme="minorHAnsi"/>
+          <w:lang w:val="en-US"/>
+        </w:rPr>
+        <w:t>tables</w:t>
       </w:r>
       <w:r>
         <w:rPr>
@@ -1107,6 +1530,19 @@
         </w:rPr>
         <w:t>.</w:t>
       </w:r>
+      <w:r>
+        <w:rPr>
+          <w:rFonts w:cstheme="minorHAnsi"/>
+          <w:lang w:val="en-US"/>
+        </w:rPr>
+        <w:t>xlsx</w:t>
+      </w:r>
+      <w:r>
+        <w:rPr>
+          <w:rFonts w:cstheme="minorHAnsi"/>
+        </w:rPr>
+        <w:t>.</w:t>
+      </w:r>
     </w:p>
     <w:p>
       <w:pPr>
@@ -1160,7 +1596,7 @@
       <w:r>
         <w:rPr>
           <w:rFonts w:cstheme="minorHAnsi"/>
-          <w:lang w:val="en-US"/>
+          <w:lang w:val="ru-RU"/>
         </w:rPr>
         <w:t xml:space="preserve">. </w:t>
       </w:r>
@@ -1408,7 +1844,21 @@
           <w:rFonts w:cstheme="minorHAnsi"/>
           <w:lang w:val="en-US"/>
         </w:rPr>
-        <w:t>sap_info</w:t>
+        <w:t>sap</w:t>
+      </w:r>
+      <w:r>
+        <w:rPr>
+          <w:rFonts w:cstheme="minorHAnsi"/>
+          <w:lang w:val="ru-RU"/>
+        </w:rPr>
+        <w:t>_</w:t>
+      </w:r>
+      <w:r>
+        <w:rPr>
+          <w:rFonts w:cstheme="minorHAnsi"/>
+          <w:lang w:val="en-US"/>
+        </w:rPr>
+        <w:t>info</w:t>
       </w:r>
       <w:r>
         <w:rPr>
@@ -1657,7 +2107,6 @@
       <w:r>
         <w:rPr>
           <w:rFonts w:cstheme="minorHAnsi"/>
-          <w:lang w:val="en-US"/>
         </w:rPr>
         <w:t xml:space="preserve">, </w:t>
       </w:r>
@@ -1670,7 +2119,6 @@
       <w:r>
         <w:rPr>
           <w:rFonts w:cstheme="minorHAnsi"/>
-          <w:lang w:val="en-US"/>
         </w:rPr>
         <w:t xml:space="preserve">, </w:t>
       </w:r>
@@ -1729,9 +2177,15 @@
       <w:r>
         <w:rPr>
           <w:rFonts w:cstheme="minorHAnsi"/>
-          <w:lang w:val="en-US"/>
-        </w:rPr>
-        <w:t>.sql</w:t>
+        </w:rPr>
+        <w:t>.</w:t>
+      </w:r>
+      <w:r>
+        <w:rPr>
+          <w:rFonts w:cstheme="minorHAnsi"/>
+          <w:lang w:val="en-US"/>
+        </w:rPr>
+        <w:t>sql</w:t>
       </w:r>
       <w:r>
         <w:rPr>
@@ -1742,7 +2196,6 @@
       <w:r>
         <w:rPr>
           <w:rFonts w:cstheme="minorHAnsi"/>
-          <w:lang w:val="en-US"/>
         </w:rPr>
         <w:t xml:space="preserve"> </w:t>
       </w:r>
@@ -1761,9 +2214,15 @@
       <w:r>
         <w:rPr>
           <w:rFonts w:cstheme="minorHAnsi"/>
-          <w:lang w:val="en-US"/>
-        </w:rPr>
-        <w:t>.sql</w:t>
+        </w:rPr>
+        <w:t>.</w:t>
+      </w:r>
+      <w:r>
+        <w:rPr>
+          <w:rFonts w:cstheme="minorHAnsi"/>
+          <w:lang w:val="en-US"/>
+        </w:rPr>
+        <w:t>sql</w:t>
       </w:r>
       <w:r>
         <w:rPr>
@@ -1796,7 +2255,20 @@
           <w:rFonts w:cstheme="minorHAnsi"/>
           <w:lang w:val="en-US"/>
         </w:rPr>
-        <w:t>delete.sql</w:t>
+        <w:t>delete</w:t>
+      </w:r>
+      <w:r>
+        <w:rPr>
+          <w:rFonts w:cstheme="minorHAnsi"/>
+        </w:rPr>
+        <w:t>.</w:t>
+      </w:r>
+      <w:r>
+        <w:rPr>
+          <w:rFonts w:cstheme="minorHAnsi"/>
+          <w:lang w:val="en-US"/>
+        </w:rPr>
+        <w:t>sql</w:t>
       </w:r>
       <w:r>
         <w:rPr>
